--- a/entregables/GameStats_Documentacion.docx
+++ b/entregables/GameStats_Documentacion.docx
@@ -25897,7 +25897,7 @@
                 <w:sz w:val="20"/>
                 <w:szCs w:val="20"/>
               </w:rPr>
-              <w:t xml:space="preserve">Sección 10.1; más de 37 commits y 10 Pull Requests</w:t>
+              <w:t xml:space="preserve">Sección 10.1; 42 commits y 10 Pull Requests</w:t>
             </w:r>
           </w:p>
         </w:tc>
